--- a/02_StandardDeviation/standardDeviation.docx
+++ b/02_StandardDeviation/standardDeviation.docx
@@ -242,7 +242,7 @@
         <w:bidi/>
         <w:spacing w:after="0"/>
         <w:rPr>
-          <w:rFonts w:asciiTheme="majorBidi" w:eastAsiaTheme="minorEastAsia" w:hAnsiTheme="majorBidi" w:cstheme="majorBidi" w:hint="cs"/>
+          <w:rFonts w:asciiTheme="majorBidi" w:eastAsiaTheme="minorEastAsia" w:hAnsiTheme="majorBidi" w:cstheme="majorBidi"/>
           <w:sz w:val="32"/>
           <w:szCs w:val="32"/>
           <w:rtl/>
@@ -552,7 +552,7 @@
         <w:spacing w:after="0"/>
         <w:jc w:val="center"/>
         <w:rPr>
-          <w:rFonts w:asciiTheme="majorBidi" w:hAnsiTheme="majorBidi" w:cstheme="majorBidi" w:hint="cs"/>
+          <w:rFonts w:asciiTheme="majorBidi" w:hAnsiTheme="majorBidi" w:cstheme="majorBidi"/>
           <w:sz w:val="32"/>
           <w:szCs w:val="32"/>
           <w:lang w:bidi="ar-EG"/>
@@ -939,7 +939,7 @@
             <w:pPr>
               <w:jc w:val="center"/>
               <w:rPr>
-                <w:rFonts w:asciiTheme="majorBidi" w:hAnsiTheme="majorBidi" w:cstheme="majorBidi" w:hint="cs"/>
+                <w:rFonts w:asciiTheme="majorBidi" w:hAnsiTheme="majorBidi" w:cstheme="majorBidi"/>
                 <w:sz w:val="32"/>
                 <w:szCs w:val="32"/>
                 <w:rtl/>
@@ -1021,7 +1021,7 @@
                   <w:pPr>
                     <w:jc w:val="center"/>
                     <w:rPr>
-                      <w:rFonts w:asciiTheme="majorBidi" w:hAnsiTheme="majorBidi" w:cstheme="majorBidi" w:hint="cs"/>
+                      <w:rFonts w:asciiTheme="majorBidi" w:hAnsiTheme="majorBidi" w:cstheme="majorBidi"/>
                       <w:sz w:val="26"/>
                       <w:szCs w:val="26"/>
                       <w:rtl/>
@@ -1077,7 +1077,7 @@
                   <w:pPr>
                     <w:jc w:val="center"/>
                     <w:rPr>
-                      <w:rFonts w:asciiTheme="majorBidi" w:hAnsiTheme="majorBidi" w:cstheme="majorBidi" w:hint="cs"/>
+                      <w:rFonts w:asciiTheme="majorBidi" w:hAnsiTheme="majorBidi" w:cstheme="majorBidi"/>
                       <w:sz w:val="26"/>
                       <w:szCs w:val="26"/>
                       <w:rtl/>
@@ -1131,7 +1131,7 @@
                   <w:pPr>
                     <w:jc w:val="center"/>
                     <w:rPr>
-                      <w:rFonts w:asciiTheme="majorBidi" w:hAnsiTheme="majorBidi" w:cstheme="majorBidi" w:hint="cs"/>
+                      <w:rFonts w:asciiTheme="majorBidi" w:hAnsiTheme="majorBidi" w:cstheme="majorBidi"/>
                       <w:sz w:val="26"/>
                       <w:szCs w:val="26"/>
                       <w:rtl/>
@@ -1185,7 +1185,7 @@
                   <w:pPr>
                     <w:jc w:val="center"/>
                     <w:rPr>
-                      <w:rFonts w:asciiTheme="majorBidi" w:hAnsiTheme="majorBidi" w:cstheme="majorBidi" w:hint="cs"/>
+                      <w:rFonts w:asciiTheme="majorBidi" w:hAnsiTheme="majorBidi" w:cstheme="majorBidi"/>
                       <w:sz w:val="26"/>
                       <w:szCs w:val="26"/>
                       <w:rtl/>
@@ -1241,7 +1241,7 @@
                   <w:pPr>
                     <w:jc w:val="center"/>
                     <w:rPr>
-                      <w:rFonts w:asciiTheme="majorBidi" w:hAnsiTheme="majorBidi" w:cstheme="majorBidi" w:hint="cs"/>
+                      <w:rFonts w:asciiTheme="majorBidi" w:hAnsiTheme="majorBidi" w:cstheme="majorBidi"/>
                       <w:sz w:val="26"/>
                       <w:szCs w:val="26"/>
                       <w:rtl/>
@@ -1297,7 +1297,7 @@
                   <w:pPr>
                     <w:jc w:val="center"/>
                     <w:rPr>
-                      <w:rFonts w:asciiTheme="majorBidi" w:hAnsiTheme="majorBidi" w:cstheme="majorBidi" w:hint="cs"/>
+                      <w:rFonts w:asciiTheme="majorBidi" w:hAnsiTheme="majorBidi" w:cstheme="majorBidi"/>
                       <w:sz w:val="26"/>
                       <w:szCs w:val="26"/>
                       <w:rtl/>
@@ -1353,7 +1353,7 @@
                   <w:pPr>
                     <w:jc w:val="center"/>
                     <w:rPr>
-                      <w:rFonts w:asciiTheme="majorBidi" w:hAnsiTheme="majorBidi" w:cstheme="majorBidi" w:hint="cs"/>
+                      <w:rFonts w:asciiTheme="majorBidi" w:hAnsiTheme="majorBidi" w:cstheme="majorBidi"/>
                       <w:sz w:val="26"/>
                       <w:szCs w:val="26"/>
                       <w:rtl/>
@@ -1378,7 +1378,7 @@
             <w:pPr>
               <w:jc w:val="center"/>
               <w:rPr>
-                <w:rFonts w:asciiTheme="majorBidi" w:hAnsiTheme="majorBidi" w:cstheme="majorBidi" w:hint="cs"/>
+                <w:rFonts w:asciiTheme="majorBidi" w:hAnsiTheme="majorBidi" w:cstheme="majorBidi"/>
                 <w:sz w:val="32"/>
                 <w:szCs w:val="32"/>
                 <w:rtl/>
@@ -1572,7 +1572,7 @@
             <w:pPr>
               <w:jc w:val="center"/>
               <w:rPr>
-                <w:rFonts w:asciiTheme="majorBidi" w:hAnsiTheme="majorBidi" w:cstheme="majorBidi" w:hint="cs"/>
+                <w:rFonts w:asciiTheme="majorBidi" w:hAnsiTheme="majorBidi" w:cstheme="majorBidi"/>
                 <w:sz w:val="32"/>
                 <w:szCs w:val="32"/>
                 <w:rtl/>
@@ -1592,7 +1592,7 @@
             <w:pPr>
               <w:bidi/>
               <w:rPr>
-                <w:rFonts w:asciiTheme="majorBidi" w:hAnsiTheme="majorBidi" w:cstheme="majorBidi" w:hint="cs"/>
+                <w:rFonts w:asciiTheme="majorBidi" w:hAnsiTheme="majorBidi" w:cstheme="majorBidi"/>
                 <w:sz w:val="28"/>
                 <w:szCs w:val="28"/>
                 <w:lang w:bidi="ar-EG"/>
@@ -1689,7 +1689,7 @@
             <w:pPr>
               <w:jc w:val="center"/>
               <w:rPr>
-                <w:rFonts w:asciiTheme="majorBidi" w:hAnsiTheme="majorBidi" w:cstheme="majorBidi" w:hint="cs"/>
+                <w:rFonts w:asciiTheme="majorBidi" w:hAnsiTheme="majorBidi" w:cstheme="majorBidi"/>
                 <w:sz w:val="32"/>
                 <w:szCs w:val="32"/>
                 <w:rtl/>
@@ -1709,7 +1709,7 @@
             <w:pPr>
               <w:bidi/>
               <w:rPr>
-                <w:rFonts w:asciiTheme="majorBidi" w:hAnsiTheme="majorBidi" w:cstheme="majorBidi" w:hint="cs"/>
+                <w:rFonts w:asciiTheme="majorBidi" w:hAnsiTheme="majorBidi" w:cstheme="majorBidi"/>
                 <w:sz w:val="28"/>
                 <w:szCs w:val="28"/>
                 <w:rtl/>
@@ -1808,7 +1808,7 @@
               <w:bidi/>
               <w:jc w:val="center"/>
               <w:rPr>
-                <w:rFonts w:asciiTheme="majorBidi" w:hAnsiTheme="majorBidi" w:cstheme="majorBidi" w:hint="cs"/>
+                <w:rFonts w:asciiTheme="majorBidi" w:hAnsiTheme="majorBidi" w:cstheme="majorBidi"/>
                 <w:sz w:val="32"/>
                 <w:szCs w:val="32"/>
                 <w:lang w:bidi="ar-EG"/>
@@ -1848,7 +1848,7 @@
             <w:pPr>
               <w:jc w:val="center"/>
               <w:rPr>
-                <w:rFonts w:asciiTheme="majorBidi" w:hAnsiTheme="majorBidi" w:cstheme="majorBidi" w:hint="cs"/>
+                <w:rFonts w:asciiTheme="majorBidi" w:hAnsiTheme="majorBidi" w:cstheme="majorBidi"/>
                 <w:sz w:val="32"/>
                 <w:szCs w:val="32"/>
                 <w:rtl/>
@@ -1868,7 +1868,7 @@
             <w:pPr>
               <w:bidi/>
               <w:rPr>
-                <w:rFonts w:asciiTheme="majorBidi" w:hAnsiTheme="majorBidi" w:cstheme="majorBidi" w:hint="cs"/>
+                <w:rFonts w:asciiTheme="majorBidi" w:hAnsiTheme="majorBidi" w:cstheme="majorBidi"/>
                 <w:sz w:val="28"/>
                 <w:szCs w:val="28"/>
                 <w:rtl/>
@@ -1938,7 +1938,7 @@
             <w:pPr>
               <w:jc w:val="center"/>
               <w:rPr>
-                <w:rFonts w:asciiTheme="majorBidi" w:hAnsiTheme="majorBidi" w:cstheme="majorBidi" w:hint="cs"/>
+                <w:rFonts w:asciiTheme="majorBidi" w:hAnsiTheme="majorBidi" w:cstheme="majorBidi"/>
                 <w:sz w:val="32"/>
                 <w:szCs w:val="32"/>
                 <w:rtl/>
@@ -1967,7 +1967,7 @@
             <w:pPr>
               <w:bidi/>
               <w:rPr>
-                <w:rFonts w:asciiTheme="majorBidi" w:hAnsiTheme="majorBidi" w:cstheme="majorBidi" w:hint="cs"/>
+                <w:rFonts w:asciiTheme="majorBidi" w:hAnsiTheme="majorBidi" w:cstheme="majorBidi"/>
                 <w:i/>
                 <w:sz w:val="28"/>
                 <w:szCs w:val="28"/>
@@ -2110,7 +2110,7 @@
             <w:pPr>
               <w:jc w:val="center"/>
               <w:rPr>
-                <w:rFonts w:asciiTheme="majorBidi" w:hAnsiTheme="majorBidi" w:cstheme="majorBidi" w:hint="cs"/>
+                <w:rFonts w:asciiTheme="majorBidi" w:hAnsiTheme="majorBidi" w:cstheme="majorBidi"/>
                 <w:sz w:val="32"/>
                 <w:szCs w:val="32"/>
                 <w:rtl/>
@@ -2130,7 +2130,7 @@
             <w:pPr>
               <w:bidi/>
               <w:rPr>
-                <w:rFonts w:asciiTheme="majorBidi" w:hAnsiTheme="majorBidi" w:cstheme="majorBidi" w:hint="cs"/>
+                <w:rFonts w:asciiTheme="majorBidi" w:hAnsiTheme="majorBidi" w:cstheme="majorBidi"/>
                 <w:sz w:val="28"/>
                 <w:szCs w:val="28"/>
                 <w:rtl/>
@@ -2200,7 +2200,7 @@
             <w:pPr>
               <w:jc w:val="center"/>
               <w:rPr>
-                <w:rFonts w:asciiTheme="majorBidi" w:hAnsiTheme="majorBidi" w:cstheme="majorBidi" w:hint="cs"/>
+                <w:rFonts w:asciiTheme="majorBidi" w:hAnsiTheme="majorBidi" w:cstheme="majorBidi"/>
                 <w:sz w:val="32"/>
                 <w:szCs w:val="32"/>
                 <w:rtl/>
@@ -2220,7 +2220,7 @@
             <w:pPr>
               <w:bidi/>
               <w:rPr>
-                <w:rFonts w:asciiTheme="majorBidi" w:hAnsiTheme="majorBidi" w:cstheme="majorBidi" w:hint="cs"/>
+                <w:rFonts w:asciiTheme="majorBidi" w:hAnsiTheme="majorBidi" w:cstheme="majorBidi"/>
                 <w:sz w:val="28"/>
                 <w:szCs w:val="28"/>
                 <w:rtl/>
@@ -2290,7 +2290,7 @@
             <w:pPr>
               <w:jc w:val="center"/>
               <w:rPr>
-                <w:rFonts w:asciiTheme="majorBidi" w:hAnsiTheme="majorBidi" w:cstheme="majorBidi" w:hint="cs"/>
+                <w:rFonts w:asciiTheme="majorBidi" w:hAnsiTheme="majorBidi" w:cstheme="majorBidi"/>
                 <w:sz w:val="32"/>
                 <w:szCs w:val="32"/>
                 <w:rtl/>
@@ -2310,7 +2310,7 @@
             <w:pPr>
               <w:bidi/>
               <w:rPr>
-                <w:rFonts w:asciiTheme="majorBidi" w:hAnsiTheme="majorBidi" w:cstheme="majorBidi" w:hint="cs"/>
+                <w:rFonts w:asciiTheme="majorBidi" w:hAnsiTheme="majorBidi" w:cstheme="majorBidi"/>
                 <w:sz w:val="28"/>
                 <w:szCs w:val="28"/>
                 <w:rtl/>
@@ -2541,6 +2541,147 @@
           <w:lang w:bidi="ar-EG"/>
         </w:rPr>
       </w:pPr>
+    </w:p>
+    <w:p>
+      <w:pPr>
+        <w:spacing w:after="0"/>
+        <w:jc w:val="center"/>
+        <w:rPr>
+          <w:rFonts w:asciiTheme="majorBidi" w:hAnsiTheme="majorBidi" w:cstheme="majorBidi"/>
+          <w:sz w:val="32"/>
+          <w:szCs w:val="32"/>
+          <w:lang w:bidi="ar-EG"/>
+        </w:rPr>
+      </w:pPr>
+    </w:p>
+    <w:p>
+      <w:pPr>
+        <w:spacing w:after="0"/>
+        <w:jc w:val="center"/>
+        <w:rPr>
+          <w:rFonts w:asciiTheme="majorBidi" w:hAnsiTheme="majorBidi" w:cstheme="majorBidi"/>
+          <w:sz w:val="32"/>
+          <w:szCs w:val="32"/>
+          <w:lang w:bidi="ar-EG"/>
+        </w:rPr>
+      </w:pPr>
+    </w:p>
+    <w:p>
+      <w:pPr>
+        <w:spacing w:after="0"/>
+        <w:jc w:val="center"/>
+        <w:rPr>
+          <w:rFonts w:asciiTheme="majorBidi" w:hAnsiTheme="majorBidi" w:cstheme="majorBidi"/>
+          <w:sz w:val="32"/>
+          <w:szCs w:val="32"/>
+          <w:lang w:bidi="ar-EG"/>
+        </w:rPr>
+      </w:pPr>
+    </w:p>
+    <w:p>
+      <w:pPr>
+        <w:spacing w:after="0"/>
+        <w:jc w:val="center"/>
+        <w:rPr>
+          <w:rFonts w:asciiTheme="majorBidi" w:hAnsiTheme="majorBidi" w:cstheme="majorBidi"/>
+          <w:sz w:val="32"/>
+          <w:szCs w:val="32"/>
+          <w:lang w:bidi="ar-EG"/>
+        </w:rPr>
+      </w:pPr>
+    </w:p>
+    <w:p>
+      <w:pPr>
+        <w:spacing w:after="0"/>
+        <w:rPr>
+          <w:rFonts w:asciiTheme="majorBidi" w:hAnsiTheme="majorBidi" w:cstheme="majorBidi"/>
+          <w:sz w:val="32"/>
+          <w:szCs w:val="32"/>
+          <w:lang w:bidi="ar-EG"/>
+        </w:rPr>
+      </w:pPr>
+      <w:r>
+        <w:rPr>
+          <w:rFonts w:asciiTheme="majorBidi" w:hAnsiTheme="majorBidi" w:cstheme="majorBidi"/>
+          <w:sz w:val="32"/>
+          <w:szCs w:val="32"/>
+          <w:lang w:bidi="ar-EG"/>
+        </w:rPr>
+        <w:t>- Tasks</w:t>
+      </w:r>
+    </w:p>
+    <w:p>
+      <w:pPr>
+        <w:spacing w:after="0"/>
+        <w:rPr>
+          <w:rFonts w:asciiTheme="majorBidi" w:hAnsiTheme="majorBidi" w:cstheme="majorBidi"/>
+          <w:sz w:val="32"/>
+          <w:szCs w:val="32"/>
+          <w:lang w:bidi="ar-EG"/>
+        </w:rPr>
+      </w:pPr>
+      <w:r>
+        <w:rPr>
+          <w:rFonts w:asciiTheme="majorBidi" w:hAnsiTheme="majorBidi" w:cstheme="majorBidi"/>
+          <w:sz w:val="32"/>
+          <w:szCs w:val="32"/>
+          <w:lang w:bidi="ar-EG"/>
+        </w:rPr>
+        <w:tab/>
+        <w:t xml:space="preserve">- There is </w:t>
+      </w:r>
+      <w:proofErr w:type="spellStart"/>
+      <w:r>
+        <w:rPr>
+          <w:rFonts w:asciiTheme="majorBidi" w:hAnsiTheme="majorBidi" w:cstheme="majorBidi"/>
+          <w:sz w:val="32"/>
+          <w:szCs w:val="32"/>
+          <w:lang w:bidi="ar-EG"/>
+        </w:rPr>
+        <w:t>Oprimization</w:t>
+      </w:r>
+      <w:proofErr w:type="spellEnd"/>
+      <w:r>
+        <w:rPr>
+          <w:rFonts w:asciiTheme="majorBidi" w:hAnsiTheme="majorBidi" w:cstheme="majorBidi"/>
+          <w:sz w:val="32"/>
+          <w:szCs w:val="32"/>
+          <w:lang w:bidi="ar-EG"/>
+        </w:rPr>
+        <w:t xml:space="preserve"> Level in the Flow chart</w:t>
+      </w:r>
+    </w:p>
+    <w:p>
+      <w:pPr>
+        <w:spacing w:after="0"/>
+        <w:rPr>
+          <w:rFonts w:asciiTheme="majorBidi" w:hAnsiTheme="majorBidi" w:cstheme="majorBidi"/>
+          <w:sz w:val="32"/>
+          <w:szCs w:val="32"/>
+          <w:lang w:bidi="ar-EG"/>
+        </w:rPr>
+      </w:pPr>
+      <w:r>
+        <w:rPr>
+          <w:rFonts w:asciiTheme="majorBidi" w:hAnsiTheme="majorBidi" w:cstheme="majorBidi"/>
+          <w:sz w:val="32"/>
+          <w:szCs w:val="32"/>
+          <w:lang w:bidi="ar-EG"/>
+        </w:rPr>
+        <w:tab/>
+        <w:t xml:space="preserve">- Write thinking + steps + flowchart + code for </w:t>
+      </w:r>
+      <w:r>
+        <w:rPr>
+          <w:rFonts w:asciiTheme="majorBidi" w:hAnsiTheme="majorBidi" w:cstheme="majorBidi"/>
+          <w:b/>
+          <w:bCs/>
+          <w:sz w:val="32"/>
+          <w:szCs w:val="32"/>
+          <w:lang w:bidi="ar-EG"/>
+        </w:rPr>
+        <w:t>correlation coefficient</w:t>
+      </w:r>
     </w:p>
     <w:sectPr>
       <w:pgSz w:w="12240" w:h="15840" w:code="1"/>

--- a/02_StandardDeviation/standardDeviation.docx
+++ b/02_StandardDeviation/standardDeviation.docx
@@ -731,7 +731,6 @@
               </w:rPr>
             </w:pPr>
             <w:proofErr w:type="spellStart"/>
-            <w:proofErr w:type="gramStart"/>
             <w:r>
               <w:rPr>
                 <w:rFonts w:asciiTheme="majorBidi" w:hAnsiTheme="majorBidi" w:cstheme="majorBidi"/>
@@ -742,7 +741,6 @@
               <w:t>N,x</w:t>
             </w:r>
             <w:proofErr w:type="spellEnd"/>
-            <w:proofErr w:type="gramEnd"/>
             <w:r>
               <w:rPr>
                 <w:rFonts w:asciiTheme="majorBidi" w:hAnsiTheme="majorBidi" w:cstheme="majorBidi"/>
@@ -750,17 +748,7 @@
                 <w:szCs w:val="32"/>
                 <w:lang w:bidi="ar-EG"/>
               </w:rPr>
-              <w:t>[</w:t>
-            </w:r>
-            <w:proofErr w:type="gramStart"/>
-            <w:r>
-              <w:rPr>
-                <w:rFonts w:asciiTheme="majorBidi" w:hAnsiTheme="majorBidi" w:cstheme="majorBidi"/>
-                <w:sz w:val="32"/>
-                <w:szCs w:val="32"/>
-                <w:lang w:bidi="ar-EG"/>
-              </w:rPr>
-              <w:t>],</w:t>
+              <w:t>[],</w:t>
             </w:r>
             <w:proofErr w:type="spellStart"/>
             <w:r>
@@ -773,7 +761,6 @@
               <w:t>i</w:t>
             </w:r>
             <w:proofErr w:type="spellEnd"/>
-            <w:proofErr w:type="gramEnd"/>
           </w:p>
         </w:tc>
         <w:tc>
@@ -2630,7 +2617,6 @@
         <w:tab/>
         <w:t xml:space="preserve">- There is </w:t>
       </w:r>
-      <w:proofErr w:type="spellStart"/>
       <w:r>
         <w:rPr>
           <w:rFonts w:asciiTheme="majorBidi" w:hAnsiTheme="majorBidi" w:cstheme="majorBidi"/>
@@ -2638,9 +2624,8 @@
           <w:szCs w:val="32"/>
           <w:lang w:bidi="ar-EG"/>
         </w:rPr>
-        <w:t>Oprimization</w:t>
+        <w:t>Optimization</w:t>
       </w:r>
-      <w:proofErr w:type="spellEnd"/>
       <w:r>
         <w:rPr>
           <w:rFonts w:asciiTheme="majorBidi" w:hAnsiTheme="majorBidi" w:cstheme="majorBidi"/>
